--- a/Етап3_Веб-версія.docx
+++ b/Етап3_Веб-версія.docx
@@ -4875,14 +4875,6 @@
     </w:tbl>
     <w:p/>
     <w:p>
-      <w:r>
-        <w:rPr>
-          <w:b w:val="0"/>
-        </w:rPr>
-        <w:t>Також веб-інтерфейс перевірено автоматичним тестом tests/e2e_web.py у браузері (бібліотека Playwright): тест сам натискає кнопки, заповнює форми й перевіряє результат. Цим самим тестом зроблено скріни для розділу 3. Усі перевірки пройшли успішно.</w:t>
-      </w:r>
-    </w:p>
-    <w:p>
       <w:pPr>
         <w:ind w:firstLine="0"/>
       </w:pPr>
@@ -4924,7 +4916,7 @@
         <w:rPr>
           <w:b w:val="0"/>
         </w:rPr>
-        <w:t>Роботу веб-версії перевірено unit-тестами й автоматичним тестом у браузері, а виконання функціоналу показано на скрінах у розділі 3.</w:t>
+        <w:t>Роботу веб-версії перевірено unit-тестами, а виконання функціоналу показано на скрінах у розділі 3.</w:t>
       </w:r>
     </w:p>
     <w:sectPr>
